--- a/HR Documents/templates/Employee grievance disciplinary action-form (before placeholders).docx
+++ b/HR Documents/templates/Employee grievance disciplinary action-form (before placeholders).docx
@@ -58,7 +58,7 @@
               <w:drawing>
                 <wp:inline xmlns:a="http://schemas.openxmlformats.org/drawingml/2006/main" xmlns:pic="http://schemas.openxmlformats.org/drawingml/2006/picture">
                   <wp:extent cx="648000" cy="609405"/>
-                  <wp:docPr id="23" name="Picture 23"/>
+                  <wp:docPr id="14" name="Picture 14"/>
                   <wp:cNvGraphicFramePr>
                     <a:graphicFrameLocks noChangeAspect="1"/>
                   </wp:cNvGraphicFramePr>
@@ -194,15 +194,9 @@
             <w:vAlign w:val="bottom"/>
           </w:tcPr>
           <w:p>
-            <w:pPr>
-              <w:pStyle w:val="NoSpacing"/>
-              <w:rPr>
-                <w:rFonts w:eastAsia="Times New Roman"/>
-                <w:bCs/>
-                <w:sz w:val="20"/>
-                <w:szCs w:val="20"/>
-              </w:rPr>
-            </w:pPr>
+            <w:r>
+              <w:t>{{ complainant_name }}</w:t>
+            </w:r>
           </w:p>
         </w:tc>
         <w:tc>
@@ -298,15 +292,9 @@
             <w:vAlign w:val="bottom"/>
           </w:tcPr>
           <w:p>
-            <w:pPr>
-              <w:pStyle w:val="NoSpacing"/>
-              <w:rPr>
-                <w:rFonts w:eastAsia="Times New Roman"/>
-                <w:bCs/>
-                <w:sz w:val="20"/>
-                <w:szCs w:val="20"/>
-              </w:rPr>
-            </w:pPr>
+            <w:r>
+              <w:t>{{ complainant_id }}</w:t>
+            </w:r>
           </w:p>
         </w:tc>
       </w:tr>
@@ -380,15 +368,9 @@
             <w:vAlign w:val="bottom"/>
           </w:tcPr>
           <w:p>
-            <w:pPr>
-              <w:pStyle w:val="NoSpacing"/>
-              <w:rPr>
-                <w:rFonts w:eastAsia="Times New Roman"/>
-                <w:bCs/>
-                <w:sz w:val="20"/>
-                <w:szCs w:val="20"/>
-              </w:rPr>
-            </w:pPr>
+            <w:r>
+              <w:t>{{ complainant_designation }}</w:t>
+            </w:r>
           </w:p>
         </w:tc>
         <w:tc>
@@ -457,15 +439,9 @@
             <w:vAlign w:val="bottom"/>
           </w:tcPr>
           <w:p>
-            <w:pPr>
-              <w:pStyle w:val="NoSpacing"/>
-              <w:rPr>
-                <w:rFonts w:eastAsia="Times New Roman"/>
-                <w:bCs/>
-                <w:sz w:val="20"/>
-                <w:szCs w:val="20"/>
-              </w:rPr>
-            </w:pPr>
+            <w:r>
+              <w:t>{{ date_of_incident }}</w:t>
+            </w:r>
           </w:p>
         </w:tc>
       </w:tr>
@@ -530,15 +506,9 @@
             <w:vAlign w:val="bottom"/>
           </w:tcPr>
           <w:p>
-            <w:pPr>
-              <w:pStyle w:val="NoSpacing"/>
-              <w:rPr>
-                <w:rFonts w:eastAsia="Times New Roman"/>
-                <w:bCs/>
-                <w:sz w:val="20"/>
-                <w:szCs w:val="20"/>
-              </w:rPr>
-            </w:pPr>
+            <w:r>
+              <w:t>{{ shift_time }}</w:t>
+            </w:r>
           </w:p>
         </w:tc>
         <w:tc>
@@ -589,15 +559,9 @@
             <w:vAlign w:val="bottom"/>
           </w:tcPr>
           <w:p>
-            <w:pPr>
-              <w:pStyle w:val="NoSpacing"/>
-              <w:rPr>
-                <w:rFonts w:eastAsia="Times New Roman"/>
-                <w:bCs/>
-                <w:sz w:val="20"/>
-                <w:szCs w:val="20"/>
-              </w:rPr>
-            </w:pPr>
+            <w:r>
+              <w:t>{{ complainant_contact }}</w:t>
+            </w:r>
           </w:p>
         </w:tc>
       </w:tr>
@@ -1197,15 +1161,9 @@
             <w:vAlign w:val="bottom"/>
           </w:tcPr>
           <w:p>
-            <w:pPr>
-              <w:pStyle w:val="NoSpacing"/>
-              <w:rPr>
-                <w:rFonts w:eastAsia="Times New Roman"/>
-                <w:bCs/>
-                <w:sz w:val="20"/>
-                <w:szCs w:val="20"/>
-              </w:rPr>
-            </w:pPr>
+            <w:r>
+              <w:t>{{ second_party_name }}</w:t>
+            </w:r>
           </w:p>
         </w:tc>
         <w:tc>
@@ -1265,15 +1223,9 @@
             <w:vAlign w:val="bottom"/>
           </w:tcPr>
           <w:p>
-            <w:pPr>
-              <w:pStyle w:val="NoSpacing"/>
-              <w:rPr>
-                <w:rFonts w:eastAsia="Times New Roman"/>
-                <w:bCs/>
-                <w:sz w:val="20"/>
-                <w:szCs w:val="20"/>
-              </w:rPr>
-            </w:pPr>
+            <w:r>
+              <w:t>{{ second_party_id }}</w:t>
+            </w:r>
           </w:p>
         </w:tc>
       </w:tr>
@@ -1347,15 +1299,9 @@
             <w:vAlign w:val="bottom"/>
           </w:tcPr>
           <w:p>
-            <w:pPr>
-              <w:pStyle w:val="NoSpacing"/>
-              <w:rPr>
-                <w:rFonts w:eastAsia="Times New Roman"/>
-                <w:bCs/>
-                <w:sz w:val="20"/>
-                <w:szCs w:val="20"/>
-              </w:rPr>
-            </w:pPr>
+            <w:r>
+              <w:t>{{ second_party_department }}</w:t>
+            </w:r>
           </w:p>
         </w:tc>
         <w:tc>
@@ -1415,15 +1361,9 @@
             <w:vAlign w:val="bottom"/>
           </w:tcPr>
           <w:p>
-            <w:pPr>
-              <w:pStyle w:val="NoSpacing"/>
-              <w:rPr>
-                <w:rFonts w:eastAsia="Times New Roman"/>
-                <w:bCs/>
-                <w:sz w:val="20"/>
-                <w:szCs w:val="20"/>
-              </w:rPr>
-            </w:pPr>
+            <w:r>
+              <w:t>{{ place_of_incident }}</w:t>
+            </w:r>
           </w:p>
         </w:tc>
       </w:tr>
@@ -1803,256 +1743,8 @@
             <w:shd w:val="clear" w:color="auto" w:fill="auto"/>
           </w:tcPr>
           <w:p>
-            <w:pPr>
-              <w:pStyle w:val="FMBodyTextBold"/>
-              <w:jc w:val="both"/>
-              <w:rPr>
-                <w:rFonts w:asciiTheme="minorHAnsi" w:hAnsiTheme="minorHAnsi" w:cstheme="minorHAnsi"/>
-                <w:b w:val="0"/>
-                <w:bCs/>
-                <w:kern w:val="28"/>
-                <w:sz w:val="16"/>
-                <w:szCs w:val="20"/>
-              </w:rPr>
-            </w:pPr>
-            <w:r>
-              <w:rPr>
-                <w:rFonts w:asciiTheme="minorHAnsi" w:hAnsiTheme="minorHAnsi" w:cstheme="minorHAnsi"/>
-                <w:kern w:val="28"/>
-                <w:sz w:val="20"/>
-                <w:szCs w:val="20"/>
-              </w:rPr>
-              <w:t>Witnesses, if any?</w:t>
-            </w:r>
-            <w:r>
-              <w:rPr>
-                <w:rFonts w:asciiTheme="minorHAnsi" w:hAnsiTheme="minorHAnsi" w:cstheme="minorHAnsi"/>
-                <w:b w:val="0"/>
-                <w:bCs/>
-                <w:kern w:val="28"/>
-                <w:sz w:val="20"/>
-                <w:szCs w:val="20"/>
-              </w:rPr>
-              <w:t xml:space="preserve"> </w:t>
-            </w:r>
-            <w:r>
-              <w:rPr>
-                <w:rFonts w:asciiTheme="minorHAnsi" w:hAnsiTheme="minorHAnsi" w:cstheme="minorHAnsi"/>
-                <w:b w:val="0"/>
-                <w:bCs/>
-                <w:kern w:val="28"/>
-                <w:sz w:val="16"/>
-                <w:szCs w:val="20"/>
-              </w:rPr>
-              <w:t>(</w:t>
-            </w:r>
-            <w:r>
-              <w:rPr>
-                <w:rFonts w:asciiTheme="minorHAnsi" w:hAnsiTheme="minorHAnsi" w:cstheme="minorHAnsi"/>
-                <w:b w:val="0"/>
-                <w:bCs/>
-                <w:kern w:val="28"/>
-                <w:sz w:val="16"/>
-                <w:szCs w:val="20"/>
-              </w:rPr>
-              <w:t>Kindly</w:t>
-            </w:r>
-            <w:r>
-              <w:rPr>
-                <w:rFonts w:asciiTheme="minorHAnsi" w:hAnsiTheme="minorHAnsi" w:cstheme="minorHAnsi"/>
-                <w:b w:val="0"/>
-                <w:bCs/>
-                <w:kern w:val="28"/>
-                <w:sz w:val="16"/>
-                <w:szCs w:val="20"/>
-              </w:rPr>
-              <w:t xml:space="preserve"> mention the witness names below</w:t>
-            </w:r>
-            <w:r>
-              <w:rPr>
-                <w:rFonts w:asciiTheme="minorHAnsi" w:hAnsiTheme="minorHAnsi" w:cstheme="minorHAnsi"/>
-                <w:b w:val="0"/>
-                <w:bCs/>
-                <w:kern w:val="28"/>
-                <w:sz w:val="16"/>
-                <w:szCs w:val="20"/>
-              </w:rPr>
-              <w:t>)</w:t>
-            </w:r>
-            <w:r>
-              <w:rPr>
-                <w:rFonts w:asciiTheme="minorHAnsi" w:hAnsiTheme="minorHAnsi" w:cstheme="minorHAnsi"/>
-                <w:b w:val="0"/>
-                <w:bCs/>
-                <w:kern w:val="28"/>
-                <w:sz w:val="16"/>
-                <w:szCs w:val="20"/>
-              </w:rPr>
-              <w:t>.</w:t>
-            </w:r>
-          </w:p>
-          <w:p>
-            <w:pPr>
-              <w:pStyle w:val="FMBodyTextBold"/>
-              <w:numPr>
-                <w:ilvl w:val="0"/>
-                <w:numId w:val="2"/>
-              </w:numPr>
-              <w:ind w:left="388"/>
-              <w:jc w:val="both"/>
-              <w:rPr>
-                <w:rFonts w:asciiTheme="minorHAnsi" w:hAnsiTheme="minorHAnsi" w:cstheme="minorHAnsi"/>
-                <w:b w:val="0"/>
-                <w:bCs/>
-                <w:caps/>
-                <w:kern w:val="28"/>
-                <w:sz w:val="20"/>
-                <w:szCs w:val="20"/>
-              </w:rPr>
-            </w:pPr>
-            <w:r>
-              <w:rPr>
-                <w:rFonts w:asciiTheme="minorHAnsi" w:hAnsiTheme="minorHAnsi" w:cstheme="minorHAnsi"/>
-                <w:b w:val="0"/>
-                <w:bCs/>
-                <w:caps/>
-                <w:kern w:val="28"/>
-                <w:sz w:val="20"/>
-                <w:szCs w:val="20"/>
-              </w:rPr>
-              <w:t xml:space="preserve">………………………………………………       </w:t>
-            </w:r>
-            <w:r>
-              <w:rPr>
-                <w:rFonts w:asciiTheme="minorHAnsi" w:hAnsiTheme="minorHAnsi" w:cstheme="minorHAnsi"/>
-                <w:b w:val="0"/>
-                <w:bCs/>
-                <w:caps/>
-                <w:kern w:val="28"/>
-                <w:sz w:val="20"/>
-                <w:szCs w:val="20"/>
-              </w:rPr>
-              <w:t xml:space="preserve"> </w:t>
-            </w:r>
-            <w:r>
-              <w:rPr>
-                <w:rFonts w:asciiTheme="minorHAnsi" w:hAnsiTheme="minorHAnsi" w:cstheme="minorHAnsi"/>
-                <w:b w:val="0"/>
-                <w:bCs/>
-                <w:caps/>
-                <w:kern w:val="28"/>
-                <w:sz w:val="20"/>
-                <w:szCs w:val="20"/>
-              </w:rPr>
-              <w:t>(</w:t>
-            </w:r>
-            <w:r>
-              <w:rPr>
-                <w:rFonts w:asciiTheme="minorHAnsi" w:hAnsiTheme="minorHAnsi" w:cstheme="minorHAnsi"/>
-                <w:b w:val="0"/>
-                <w:bCs/>
-                <w:caps/>
-                <w:kern w:val="28"/>
-                <w:sz w:val="20"/>
-                <w:szCs w:val="20"/>
-              </w:rPr>
-              <w:t xml:space="preserve">2)    </w:t>
-            </w:r>
-            <w:r>
-              <w:rPr>
-                <w:rFonts w:asciiTheme="minorHAnsi" w:hAnsiTheme="minorHAnsi" w:cstheme="minorHAnsi"/>
-                <w:b w:val="0"/>
-                <w:bCs/>
-                <w:caps/>
-                <w:kern w:val="28"/>
-                <w:sz w:val="20"/>
-                <w:szCs w:val="20"/>
-              </w:rPr>
-              <w:t>………………………………………</w:t>
-            </w:r>
-            <w:r>
-              <w:rPr>
-                <w:rFonts w:asciiTheme="minorHAnsi" w:hAnsiTheme="minorHAnsi" w:cstheme="minorHAnsi"/>
-                <w:b w:val="0"/>
-                <w:bCs/>
-                <w:caps/>
-                <w:kern w:val="28"/>
-                <w:sz w:val="20"/>
-                <w:szCs w:val="20"/>
-              </w:rPr>
-              <w:t xml:space="preserve">………   </w:t>
-            </w:r>
-            <w:r>
-              <w:rPr>
-                <w:rFonts w:asciiTheme="minorHAnsi" w:hAnsiTheme="minorHAnsi" w:cstheme="minorHAnsi"/>
-                <w:b w:val="0"/>
-                <w:bCs/>
-                <w:caps/>
-                <w:kern w:val="28"/>
-                <w:sz w:val="20"/>
-                <w:szCs w:val="20"/>
-              </w:rPr>
-              <w:t xml:space="preserve">      </w:t>
-            </w:r>
-            <w:r>
-              <w:rPr>
-                <w:rFonts w:asciiTheme="minorHAnsi" w:hAnsiTheme="minorHAnsi" w:cstheme="minorHAnsi"/>
-                <w:b w:val="0"/>
-                <w:bCs/>
-                <w:caps/>
-                <w:kern w:val="28"/>
-                <w:sz w:val="20"/>
-                <w:szCs w:val="20"/>
-              </w:rPr>
-              <w:t xml:space="preserve"> </w:t>
-            </w:r>
-            <w:r>
-              <w:rPr>
-                <w:rFonts w:asciiTheme="minorHAnsi" w:hAnsiTheme="minorHAnsi" w:cstheme="minorHAnsi"/>
-                <w:b w:val="0"/>
-                <w:bCs/>
-                <w:caps/>
-                <w:kern w:val="28"/>
-                <w:sz w:val="20"/>
-                <w:szCs w:val="20"/>
-              </w:rPr>
-              <w:t>(</w:t>
-            </w:r>
-            <w:r>
-              <w:rPr>
-                <w:rFonts w:asciiTheme="minorHAnsi" w:hAnsiTheme="minorHAnsi" w:cstheme="minorHAnsi"/>
-                <w:b w:val="0"/>
-                <w:bCs/>
-                <w:caps/>
-                <w:kern w:val="28"/>
-                <w:sz w:val="20"/>
-                <w:szCs w:val="20"/>
-              </w:rPr>
-              <w:t xml:space="preserve">3)      </w:t>
-            </w:r>
-            <w:r>
-              <w:rPr>
-                <w:rFonts w:asciiTheme="minorHAnsi" w:hAnsiTheme="minorHAnsi" w:cstheme="minorHAnsi"/>
-                <w:b w:val="0"/>
-                <w:bCs/>
-                <w:caps/>
-                <w:kern w:val="28"/>
-                <w:sz w:val="20"/>
-                <w:szCs w:val="20"/>
-              </w:rPr>
-              <w:t>………………………………</w:t>
-            </w:r>
-            <w:r>
-              <w:rPr>
-                <w:rFonts w:asciiTheme="minorHAnsi" w:hAnsiTheme="minorHAnsi" w:cstheme="minorHAnsi"/>
-                <w:b w:val="0"/>
-                <w:bCs/>
-                <w:caps/>
-                <w:kern w:val="28"/>
-                <w:sz w:val="20"/>
-                <w:szCs w:val="20"/>
-              </w:rPr>
-              <w:t>……………..</w:t>
+            <w:r>
+              <w:t>{{ witnesses }}</w:t>
             </w:r>
           </w:p>
         </w:tc>
@@ -2100,1023 +1792,8 @@
             <w:vAlign w:val="center"/>
           </w:tcPr>
           <w:p>
-            <w:pPr>
-              <w:rPr>
-                <w:rFonts w:cstheme="minorHAnsi"/>
-                <w:bCs/>
-                <w:caps/>
-                <w:kern w:val="28"/>
-                <w:sz w:val="20"/>
-                <w:szCs w:val="20"/>
-                <w:lang w:val="en-AU"/>
-              </w:rPr>
-            </w:pPr>
-            <w:r>
-              <w:rPr>
-                <w:noProof/>
-                <w:sz w:val="20"/>
-                <w:szCs w:val="20"/>
-              </w:rPr>
-              <mc:AlternateContent>
-                <mc:Choice Requires="wps">
-                  <w:drawing>
-                    <wp:anchor distT="0" distB="0" distL="114300" distR="114300" simplePos="0" relativeHeight="251694080" behindDoc="0" locked="0" layoutInCell="1" allowOverlap="1" wp14:anchorId="7BF6FB63" wp14:editId="4D1703F8">
-                      <wp:simplePos x="0" y="0"/>
-                      <wp:positionH relativeFrom="column">
-                        <wp:posOffset>3514090</wp:posOffset>
-                      </wp:positionH>
-                      <wp:positionV relativeFrom="paragraph">
-                        <wp:posOffset>37465</wp:posOffset>
-                      </wp:positionV>
-                      <wp:extent cx="139700" cy="127000"/>
-                      <wp:effectExtent l="0" t="0" r="12700" b="25400"/>
-                      <wp:wrapNone/>
-                      <wp:docPr id="20" name="Rectangle 20"/>
-                      <wp:cNvGraphicFramePr/>
-                      <a:graphic xmlns:a="http://schemas.openxmlformats.org/drawingml/2006/main">
-                        <a:graphicData uri="http://schemas.microsoft.com/office/word/2010/wordprocessingShape">
-                          <wps:wsp>
-                            <wps:cNvSpPr/>
-                            <wps:spPr>
-                              <a:xfrm>
-                                <a:off x="0" y="0"/>
-                                <a:ext cx="139700" cy="127000"/>
-                              </a:xfrm>
-                              <a:prstGeom prst="rect">
-                                <a:avLst/>
-                              </a:prstGeom>
-                              <a:noFill/>
-                              <a:ln>
-                                <a:solidFill>
-                                  <a:schemeClr val="tx1"/>
-                                </a:solidFill>
-                              </a:ln>
-                            </wps:spPr>
-                            <wps:style>
-                              <a:lnRef idx="2">
-                                <a:schemeClr val="accent1">
-                                  <a:shade val="50000"/>
-                                </a:schemeClr>
-                              </a:lnRef>
-                              <a:fillRef idx="1">
-                                <a:schemeClr val="accent1"/>
-                              </a:fillRef>
-                              <a:effectRef idx="0">
-                                <a:schemeClr val="accent1"/>
-                              </a:effectRef>
-                              <a:fontRef idx="minor">
-                                <a:schemeClr val="lt1"/>
-                              </a:fontRef>
-                            </wps:style>
-                            <wps:bodyPr rot="0" spcFirstLastPara="0" vertOverflow="overflow" horzOverflow="overflow" vert="horz" wrap="square" lIns="91440" tIns="45720" rIns="91440" bIns="45720" numCol="1" spcCol="0" rtlCol="0" fromWordArt="0" anchor="ctr" anchorCtr="0" forceAA="0" compatLnSpc="1">
-                              <a:prstTxWarp prst="textNoShape">
-                                <a:avLst/>
-                              </a:prstTxWarp>
-                              <a:noAutofit/>
-                            </wps:bodyPr>
-                          </wps:wsp>
-                        </a:graphicData>
-                      </a:graphic>
-                      <wp14:sizeRelH relativeFrom="margin">
-                        <wp14:pctWidth>0</wp14:pctWidth>
-                      </wp14:sizeRelH>
-                      <wp14:sizeRelV relativeFrom="margin">
-                        <wp14:pctHeight>0</wp14:pctHeight>
-                      </wp14:sizeRelV>
-                    </wp:anchor>
-                  </w:drawing>
-                </mc:Choice>
-                <mc:Fallback>
-                  <w:pict>
-                    <v:rect id="Rectangle 20" o:spid="_x0000_s1026" style="position:absolute;margin-left:276.7pt;margin-top:2.95pt;width:11pt;height:10pt;z-index:251694080;visibility:visible;mso-wrap-style:square;mso-width-percent:0;mso-height-percent:0;mso-wrap-distance-left:9pt;mso-wrap-distance-top:0;mso-wrap-distance-right:9pt;mso-wrap-distance-bottom:0;mso-position-horizontal:absolute;mso-position-horizontal-relative:text;mso-position-vertical:absolute;mso-position-vertical-relative:text;mso-width-percent:0;mso-height-percent:0;mso-width-relative:margin;mso-height-relative:margin;v-text-anchor:middle" o:gfxdata="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" filled="f" strokecolor="black [3213]" strokeweight="1pt"/>
-                  </w:pict>
-                </mc:Fallback>
-              </mc:AlternateContent>
-            </w:r>
-            <w:r>
-              <w:rPr>
-                <w:noProof/>
-                <w:sz w:val="20"/>
-                <w:szCs w:val="20"/>
-              </w:rPr>
-              <mc:AlternateContent>
-                <mc:Choice Requires="wps">
-                  <w:drawing>
-                    <wp:anchor distT="0" distB="0" distL="114300" distR="114300" simplePos="0" relativeHeight="251692032" behindDoc="0" locked="0" layoutInCell="1" allowOverlap="1" wp14:anchorId="07001671" wp14:editId="29699C42">
-                      <wp:simplePos x="0" y="0"/>
-                      <wp:positionH relativeFrom="column">
-                        <wp:posOffset>2485390</wp:posOffset>
-                      </wp:positionH>
-                      <wp:positionV relativeFrom="paragraph">
-                        <wp:posOffset>291465</wp:posOffset>
-                      </wp:positionV>
-                      <wp:extent cx="139700" cy="127000"/>
-                      <wp:effectExtent l="0" t="0" r="12700" b="25400"/>
-                      <wp:wrapNone/>
-                      <wp:docPr id="19" name="Rectangle 19"/>
-                      <wp:cNvGraphicFramePr/>
-                      <a:graphic xmlns:a="http://schemas.openxmlformats.org/drawingml/2006/main">
-                        <a:graphicData uri="http://schemas.microsoft.com/office/word/2010/wordprocessingShape">
-                          <wps:wsp>
-                            <wps:cNvSpPr/>
-                            <wps:spPr>
-                              <a:xfrm>
-                                <a:off x="0" y="0"/>
-                                <a:ext cx="139700" cy="127000"/>
-                              </a:xfrm>
-                              <a:prstGeom prst="rect">
-                                <a:avLst/>
-                              </a:prstGeom>
-                              <a:noFill/>
-                              <a:ln>
-                                <a:solidFill>
-                                  <a:schemeClr val="tx1"/>
-                                </a:solidFill>
-                              </a:ln>
-                            </wps:spPr>
-                            <wps:style>
-                              <a:lnRef idx="2">
-                                <a:schemeClr val="accent1">
-                                  <a:shade val="50000"/>
-                                </a:schemeClr>
-                              </a:lnRef>
-                              <a:fillRef idx="1">
-                                <a:schemeClr val="accent1"/>
-                              </a:fillRef>
-                              <a:effectRef idx="0">
-                                <a:schemeClr val="accent1"/>
-                              </a:effectRef>
-                              <a:fontRef idx="minor">
-                                <a:schemeClr val="lt1"/>
-                              </a:fontRef>
-                            </wps:style>
-                            <wps:bodyPr rot="0" spcFirstLastPara="0" vertOverflow="overflow" horzOverflow="overflow" vert="horz" wrap="square" lIns="91440" tIns="45720" rIns="91440" bIns="45720" numCol="1" spcCol="0" rtlCol="0" fromWordArt="0" anchor="ctr" anchorCtr="0" forceAA="0" compatLnSpc="1">
-                              <a:prstTxWarp prst="textNoShape">
-                                <a:avLst/>
-                              </a:prstTxWarp>
-                              <a:noAutofit/>
-                            </wps:bodyPr>
-                          </wps:wsp>
-                        </a:graphicData>
-                      </a:graphic>
-                      <wp14:sizeRelH relativeFrom="margin">
-                        <wp14:pctWidth>0</wp14:pctWidth>
-                      </wp14:sizeRelH>
-                      <wp14:sizeRelV relativeFrom="margin">
-                        <wp14:pctHeight>0</wp14:pctHeight>
-                      </wp14:sizeRelV>
-                    </wp:anchor>
-                  </w:drawing>
-                </mc:Choice>
-                <mc:Fallback>
-                  <w:pict>
-                    <v:rect id="Rectangle 19" o:spid="_x0000_s1026" style="position:absolute;margin-left:195.7pt;margin-top:22.95pt;width:11pt;height:10pt;z-index:251692032;visibility:visible;mso-wrap-style:square;mso-width-percent:0;mso-height-percent:0;mso-wrap-distance-left:9pt;mso-wrap-distance-top:0;mso-wrap-distance-right:9pt;mso-wrap-distance-bottom:0;mso-position-horizontal:absolute;mso-position-horizontal-relative:text;mso-position-vertical:absolute;mso-position-vertical-relative:text;mso-width-percent:0;mso-height-percent:0;mso-width-relative:margin;mso-height-relative:margin;v-text-anchor:middle" o:gfxdata="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" filled="f" strokecolor="black [3213]" strokeweight="1pt"/>
-                  </w:pict>
-                </mc:Fallback>
-              </mc:AlternateContent>
-            </w:r>
-            <w:r>
-              <w:rPr>
-                <w:noProof/>
-                <w:sz w:val="20"/>
-                <w:szCs w:val="20"/>
-              </w:rPr>
-              <mc:AlternateContent>
-                <mc:Choice Requires="wps">
-                  <w:drawing>
-                    <wp:anchor distT="0" distB="0" distL="114300" distR="114300" simplePos="0" relativeHeight="251691008" behindDoc="0" locked="0" layoutInCell="1" allowOverlap="1" wp14:anchorId="539C5416" wp14:editId="2F52AE1A">
-                      <wp:simplePos x="0" y="0"/>
-                      <wp:positionH relativeFrom="column">
-                        <wp:posOffset>2485390</wp:posOffset>
-                      </wp:positionH>
-                      <wp:positionV relativeFrom="paragraph">
-                        <wp:posOffset>33655</wp:posOffset>
-                      </wp:positionV>
-                      <wp:extent cx="139700" cy="127000"/>
-                      <wp:effectExtent l="0" t="0" r="12700" b="25400"/>
-                      <wp:wrapNone/>
-                      <wp:docPr id="18" name="Rectangle 18"/>
-                      <wp:cNvGraphicFramePr/>
-                      <a:graphic xmlns:a="http://schemas.openxmlformats.org/drawingml/2006/main">
-                        <a:graphicData uri="http://schemas.microsoft.com/office/word/2010/wordprocessingShape">
-                          <wps:wsp>
-                            <wps:cNvSpPr/>
-                            <wps:spPr>
-                              <a:xfrm>
-                                <a:off x="0" y="0"/>
-                                <a:ext cx="139700" cy="127000"/>
-                              </a:xfrm>
-                              <a:prstGeom prst="rect">
-                                <a:avLst/>
-                              </a:prstGeom>
-                              <a:noFill/>
-                              <a:ln>
-                                <a:solidFill>
-                                  <a:schemeClr val="tx1"/>
-                                </a:solidFill>
-                              </a:ln>
-                            </wps:spPr>
-                            <wps:style>
-                              <a:lnRef idx="2">
-                                <a:schemeClr val="accent1">
-                                  <a:shade val="50000"/>
-                                </a:schemeClr>
-                              </a:lnRef>
-                              <a:fillRef idx="1">
-                                <a:schemeClr val="accent1"/>
-                              </a:fillRef>
-                              <a:effectRef idx="0">
-                                <a:schemeClr val="accent1"/>
-                              </a:effectRef>
-                              <a:fontRef idx="minor">
-                                <a:schemeClr val="lt1"/>
-                              </a:fontRef>
-                            </wps:style>
-                            <wps:bodyPr rot="0" spcFirstLastPara="0" vertOverflow="overflow" horzOverflow="overflow" vert="horz" wrap="square" lIns="91440" tIns="45720" rIns="91440" bIns="45720" numCol="1" spcCol="0" rtlCol="0" fromWordArt="0" anchor="ctr" anchorCtr="0" forceAA="0" compatLnSpc="1">
-                              <a:prstTxWarp prst="textNoShape">
-                                <a:avLst/>
-                              </a:prstTxWarp>
-                              <a:noAutofit/>
-                            </wps:bodyPr>
-                          </wps:wsp>
-                        </a:graphicData>
-                      </a:graphic>
-                      <wp14:sizeRelH relativeFrom="margin">
-                        <wp14:pctWidth>0</wp14:pctWidth>
-                      </wp14:sizeRelH>
-                      <wp14:sizeRelV relativeFrom="margin">
-                        <wp14:pctHeight>0</wp14:pctHeight>
-                      </wp14:sizeRelV>
-                    </wp:anchor>
-                  </w:drawing>
-                </mc:Choice>
-                <mc:Fallback>
-                  <w:pict>
-                    <v:rect id="Rectangle 18" o:spid="_x0000_s1026" style="position:absolute;margin-left:195.7pt;margin-top:2.65pt;width:11pt;height:10pt;z-index:251691008;visibility:visible;mso-wrap-style:square;mso-width-percent:0;mso-height-percent:0;mso-wrap-distance-left:9pt;mso-wrap-distance-top:0;mso-wrap-distance-right:9pt;mso-wrap-distance-bottom:0;mso-position-horizontal:absolute;mso-position-horizontal-relative:text;mso-position-vertical:absolute;mso-position-vertical-relative:text;mso-width-percent:0;mso-height-percent:0;mso-width-relative:margin;mso-height-relative:margin;v-text-anchor:middle" o:gfxdata="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" filled="f" strokecolor="black [3213]" strokeweight="1pt"/>
-                  </w:pict>
-                </mc:Fallback>
-              </mc:AlternateContent>
-            </w:r>
-            <w:r>
-              <w:rPr>
-                <w:noProof/>
-                <w:sz w:val="20"/>
-                <w:szCs w:val="20"/>
-              </w:rPr>
-              <mc:AlternateContent>
-                <mc:Choice Requires="wps">
-                  <w:drawing>
-                    <wp:anchor distT="0" distB="0" distL="114300" distR="114300" simplePos="0" relativeHeight="251686912" behindDoc="0" locked="0" layoutInCell="1" allowOverlap="1" wp14:anchorId="11EDFAAF" wp14:editId="71B6B9E1">
-                      <wp:simplePos x="0" y="0"/>
-                      <wp:positionH relativeFrom="column">
-                        <wp:posOffset>1301115</wp:posOffset>
-                      </wp:positionH>
-                      <wp:positionV relativeFrom="paragraph">
-                        <wp:posOffset>24130</wp:posOffset>
-                      </wp:positionV>
-                      <wp:extent cx="139700" cy="127000"/>
-                      <wp:effectExtent l="0" t="0" r="12700" b="25400"/>
-                      <wp:wrapNone/>
-                      <wp:docPr id="16" name="Rectangle 16"/>
-                      <wp:cNvGraphicFramePr/>
-                      <a:graphic xmlns:a="http://schemas.openxmlformats.org/drawingml/2006/main">
-                        <a:graphicData uri="http://schemas.microsoft.com/office/word/2010/wordprocessingShape">
-                          <wps:wsp>
-                            <wps:cNvSpPr/>
-                            <wps:spPr>
-                              <a:xfrm>
-                                <a:off x="0" y="0"/>
-                                <a:ext cx="139700" cy="127000"/>
-                              </a:xfrm>
-                              <a:prstGeom prst="rect">
-                                <a:avLst/>
-                              </a:prstGeom>
-                              <a:noFill/>
-                              <a:ln>
-                                <a:solidFill>
-                                  <a:schemeClr val="tx1"/>
-                                </a:solidFill>
-                              </a:ln>
-                            </wps:spPr>
-                            <wps:style>
-                              <a:lnRef idx="2">
-                                <a:schemeClr val="accent1">
-                                  <a:shade val="50000"/>
-                                </a:schemeClr>
-                              </a:lnRef>
-                              <a:fillRef idx="1">
-                                <a:schemeClr val="accent1"/>
-                              </a:fillRef>
-                              <a:effectRef idx="0">
-                                <a:schemeClr val="accent1"/>
-                              </a:effectRef>
-                              <a:fontRef idx="minor">
-                                <a:schemeClr val="lt1"/>
-                              </a:fontRef>
-                            </wps:style>
-                            <wps:bodyPr rot="0" spcFirstLastPara="0" vertOverflow="overflow" horzOverflow="overflow" vert="horz" wrap="square" lIns="91440" tIns="45720" rIns="91440" bIns="45720" numCol="1" spcCol="0" rtlCol="0" fromWordArt="0" anchor="ctr" anchorCtr="0" forceAA="0" compatLnSpc="1">
-                              <a:prstTxWarp prst="textNoShape">
-                                <a:avLst/>
-                              </a:prstTxWarp>
-                              <a:noAutofit/>
-                            </wps:bodyPr>
-                          </wps:wsp>
-                        </a:graphicData>
-                      </a:graphic>
-                      <wp14:sizeRelH relativeFrom="margin">
-                        <wp14:pctWidth>0</wp14:pctWidth>
-                      </wp14:sizeRelH>
-                      <wp14:sizeRelV relativeFrom="margin">
-                        <wp14:pctHeight>0</wp14:pctHeight>
-                      </wp14:sizeRelV>
-                    </wp:anchor>
-                  </w:drawing>
-                </mc:Choice>
-                <mc:Fallback>
-                  <w:pict>
-                    <v:rect id="Rectangle 16" o:spid="_x0000_s1026" style="position:absolute;margin-left:102.45pt;margin-top:1.9pt;width:11pt;height:10pt;z-index:251686912;visibility:visible;mso-wrap-style:square;mso-width-percent:0;mso-height-percent:0;mso-wrap-distance-left:9pt;mso-wrap-distance-top:0;mso-wrap-distance-right:9pt;mso-wrap-distance-bottom:0;mso-position-horizontal:absolute;mso-position-horizontal-relative:text;mso-position-vertical:absolute;mso-position-vertical-relative:text;mso-width-percent:0;mso-height-percent:0;mso-width-relative:margin;mso-height-relative:margin;v-text-anchor:middle" o:gfxdata="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" filled="f" strokecolor="black [3213]" strokeweight="1pt"/>
-                  </w:pict>
-                </mc:Fallback>
-              </mc:AlternateContent>
-            </w:r>
-            <w:r>
-              <w:rPr>
-                <w:noProof/>
-                <w:sz w:val="20"/>
-                <w:szCs w:val="20"/>
-              </w:rPr>
-              <mc:AlternateContent>
-                <mc:Choice Requires="wps">
-                  <w:drawing>
-                    <wp:anchor distT="0" distB="0" distL="114300" distR="114300" simplePos="0" relativeHeight="251682816" behindDoc="0" locked="0" layoutInCell="1" allowOverlap="1" wp14:anchorId="0A05D052" wp14:editId="1C159CB4">
-                      <wp:simplePos x="0" y="0"/>
-                      <wp:positionH relativeFrom="column">
-                        <wp:posOffset>12065</wp:posOffset>
-                      </wp:positionH>
-                      <wp:positionV relativeFrom="paragraph">
-                        <wp:posOffset>13970</wp:posOffset>
-                      </wp:positionV>
-                      <wp:extent cx="139700" cy="127000"/>
-                      <wp:effectExtent l="0" t="0" r="12700" b="25400"/>
-                      <wp:wrapNone/>
-                      <wp:docPr id="14" name="Rectangle 14"/>
-                      <wp:cNvGraphicFramePr/>
-                      <a:graphic xmlns:a="http://schemas.openxmlformats.org/drawingml/2006/main">
-                        <a:graphicData uri="http://schemas.microsoft.com/office/word/2010/wordprocessingShape">
-                          <wps:wsp>
-                            <wps:cNvSpPr/>
-                            <wps:spPr>
-                              <a:xfrm>
-                                <a:off x="0" y="0"/>
-                                <a:ext cx="139700" cy="127000"/>
-                              </a:xfrm>
-                              <a:prstGeom prst="rect">
-                                <a:avLst/>
-                              </a:prstGeom>
-                              <a:noFill/>
-                              <a:ln>
-                                <a:solidFill>
-                                  <a:schemeClr val="tx1"/>
-                                </a:solidFill>
-                              </a:ln>
-                            </wps:spPr>
-                            <wps:style>
-                              <a:lnRef idx="2">
-                                <a:schemeClr val="accent1">
-                                  <a:shade val="50000"/>
-                                </a:schemeClr>
-                              </a:lnRef>
-                              <a:fillRef idx="1">
-                                <a:schemeClr val="accent1"/>
-                              </a:fillRef>
-                              <a:effectRef idx="0">
-                                <a:schemeClr val="accent1"/>
-                              </a:effectRef>
-                              <a:fontRef idx="minor">
-                                <a:schemeClr val="lt1"/>
-                              </a:fontRef>
-                            </wps:style>
-                            <wps:bodyPr rot="0" spcFirstLastPara="0" vertOverflow="overflow" horzOverflow="overflow" vert="horz" wrap="square" lIns="91440" tIns="45720" rIns="91440" bIns="45720" numCol="1" spcCol="0" rtlCol="0" fromWordArt="0" anchor="ctr" anchorCtr="0" forceAA="0" compatLnSpc="1">
-                              <a:prstTxWarp prst="textNoShape">
-                                <a:avLst/>
-                              </a:prstTxWarp>
-                              <a:noAutofit/>
-                            </wps:bodyPr>
-                          </wps:wsp>
-                        </a:graphicData>
-                      </a:graphic>
-                      <wp14:sizeRelH relativeFrom="margin">
-                        <wp14:pctWidth>0</wp14:pctWidth>
-                      </wp14:sizeRelH>
-                      <wp14:sizeRelV relativeFrom="margin">
-                        <wp14:pctHeight>0</wp14:pctHeight>
-                      </wp14:sizeRelV>
-                    </wp:anchor>
-                  </w:drawing>
-                </mc:Choice>
-                <mc:Fallback>
-                  <w:pict>
-                    <v:rect id="Rectangle 14" o:spid="_x0000_s1026" style="position:absolute;margin-left:.95pt;margin-top:1.1pt;width:11pt;height:10pt;z-index:251682816;visibility:visible;mso-wrap-style:square;mso-width-percent:0;mso-height-percent:0;mso-wrap-distance-left:9pt;mso-wrap-distance-top:0;mso-wrap-distance-right:9pt;mso-wrap-distance-bottom:0;mso-position-horizontal:absolute;mso-position-horizontal-relative:text;mso-position-vertical:absolute;mso-position-vertical-relative:text;mso-width-percent:0;mso-height-percent:0;mso-width-relative:margin;mso-height-relative:margin;v-text-anchor:middle" o:gfxdata="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" filled="f" strokecolor="black [3213]" strokeweight="1pt"/>
-                  </w:pict>
-                </mc:Fallback>
-              </mc:AlternateContent>
-            </w:r>
-            <w:r>
-              <w:rPr>
-                <w:rFonts w:cstheme="minorHAnsi"/>
-                <w:bCs/>
-                <w:caps/>
-                <w:kern w:val="28"/>
-                <w:sz w:val="20"/>
-                <w:szCs w:val="20"/>
-                <w:lang w:val="en-AU"/>
-              </w:rPr>
-              <w:t xml:space="preserve">  </w:t>
-            </w:r>
-            <w:r>
-              <w:rPr>
-                <w:rFonts w:cstheme="minorHAnsi"/>
-                <w:bCs/>
-                <w:caps/>
-                <w:kern w:val="28"/>
-                <w:sz w:val="20"/>
-                <w:szCs w:val="20"/>
-                <w:lang w:val="en-AU"/>
-              </w:rPr>
-              <w:t xml:space="preserve">     </w:t>
-            </w:r>
-            <w:r>
-              <w:rPr>
-                <w:rFonts w:cstheme="minorHAnsi"/>
-                <w:bCs/>
-                <w:caps/>
-                <w:kern w:val="28"/>
-                <w:sz w:val="20"/>
-                <w:szCs w:val="20"/>
-                <w:lang w:val="en-AU"/>
-              </w:rPr>
-              <w:t>P</w:t>
-            </w:r>
-            <w:r>
-              <w:rPr>
-                <w:rFonts w:cstheme="minorHAnsi"/>
-                <w:bCs/>
-                <w:caps/>
-                <w:kern w:val="28"/>
-                <w:sz w:val="20"/>
-                <w:szCs w:val="20"/>
-                <w:lang w:val="en-AU"/>
-              </w:rPr>
-              <w:t>olice</w:t>
-            </w:r>
-            <w:r>
-              <w:rPr>
-                <w:rFonts w:cstheme="minorHAnsi"/>
-                <w:bCs/>
-                <w:caps/>
-                <w:kern w:val="28"/>
-                <w:sz w:val="20"/>
-                <w:szCs w:val="20"/>
-                <w:lang w:val="en-AU"/>
-              </w:rPr>
-              <w:t xml:space="preserve">                               </w:t>
-            </w:r>
-            <w:r>
-              <w:rPr>
-                <w:rFonts w:cstheme="minorHAnsi"/>
-                <w:bCs/>
-                <w:caps/>
-                <w:kern w:val="28"/>
-                <w:sz w:val="20"/>
-                <w:szCs w:val="20"/>
-                <w:lang w:val="en-AU"/>
-              </w:rPr>
-              <w:t xml:space="preserve"> </w:t>
-            </w:r>
-            <w:r>
-              <w:rPr>
-                <w:rFonts w:cstheme="minorHAnsi"/>
-                <w:bCs/>
-                <w:caps/>
-                <w:kern w:val="28"/>
-                <w:sz w:val="20"/>
-                <w:szCs w:val="20"/>
-                <w:lang w:val="en-AU"/>
-              </w:rPr>
-              <w:t>CIVIL DEFENCE</w:t>
-            </w:r>
-            <w:r>
-              <w:rPr>
-                <w:rFonts w:cstheme="minorHAnsi"/>
-                <w:bCs/>
-                <w:caps/>
-                <w:kern w:val="28"/>
-                <w:sz w:val="20"/>
-                <w:szCs w:val="20"/>
-                <w:lang w:val="en-AU"/>
-              </w:rPr>
-              <w:t xml:space="preserve">         </w:t>
-            </w:r>
-            <w:r>
-              <w:rPr>
-                <w:rFonts w:cstheme="minorHAnsi"/>
-                <w:bCs/>
-                <w:caps/>
-                <w:kern w:val="28"/>
-                <w:sz w:val="20"/>
-                <w:szCs w:val="20"/>
-                <w:lang w:val="en-AU"/>
-              </w:rPr>
-              <w:t xml:space="preserve">      </w:t>
-            </w:r>
-            <w:r>
-              <w:rPr>
-                <w:rFonts w:cstheme="minorHAnsi"/>
-                <w:bCs/>
-                <w:caps/>
-                <w:kern w:val="28"/>
-                <w:sz w:val="20"/>
-                <w:szCs w:val="20"/>
-                <w:lang w:val="en-AU"/>
-              </w:rPr>
-              <w:t xml:space="preserve">Ambulance     </w:t>
-            </w:r>
-            <w:r>
-              <w:rPr>
-                <w:rFonts w:cstheme="minorHAnsi"/>
-                <w:bCs/>
-                <w:caps/>
-                <w:kern w:val="28"/>
-                <w:sz w:val="20"/>
-                <w:szCs w:val="20"/>
-                <w:lang w:val="en-AU"/>
-              </w:rPr>
-              <w:t xml:space="preserve">   </w:t>
-            </w:r>
-            <w:r>
-              <w:rPr>
-                <w:rFonts w:cstheme="minorHAnsi"/>
-                <w:bCs/>
-                <w:caps/>
-                <w:sz w:val="20"/>
-                <w:szCs w:val="20"/>
-              </w:rPr>
-              <w:t xml:space="preserve">    </w:t>
-            </w:r>
-            <w:r>
-              <w:rPr>
-                <w:rFonts w:cstheme="minorHAnsi"/>
-                <w:bCs/>
-                <w:caps/>
-                <w:kern w:val="28"/>
-                <w:sz w:val="20"/>
-                <w:szCs w:val="20"/>
-                <w:lang w:val="en-AU"/>
-              </w:rPr>
-              <w:t>contractor</w:t>
-            </w:r>
-            <w:r>
-              <w:rPr>
-                <w:rFonts w:cstheme="minorHAnsi"/>
-                <w:bCs/>
-                <w:caps/>
-                <w:kern w:val="28"/>
-                <w:sz w:val="20"/>
-                <w:szCs w:val="20"/>
-                <w:lang w:val="en-AU"/>
-              </w:rPr>
-              <w:t xml:space="preserve">         </w:t>
-            </w:r>
-            <w:r>
-              <w:rPr>
-                <w:rFonts w:cstheme="minorHAnsi"/>
-                <w:bCs/>
-                <w:caps/>
-                <w:kern w:val="28"/>
-                <w:sz w:val="20"/>
-                <w:szCs w:val="20"/>
-                <w:lang w:val="en-AU"/>
-              </w:rPr>
-              <w:t xml:space="preserve">   </w:t>
-            </w:r>
-          </w:p>
-          <w:p>
-            <w:pPr>
-              <w:rPr>
-                <w:rFonts w:cstheme="minorHAnsi"/>
-                <w:bCs/>
-                <w:caps/>
-                <w:sz w:val="20"/>
-                <w:szCs w:val="20"/>
-              </w:rPr>
-            </w:pPr>
-            <w:r>
-              <w:rPr>
-                <w:noProof/>
-                <w:sz w:val="20"/>
-                <w:szCs w:val="20"/>
-              </w:rPr>
-              <mc:AlternateContent>
-                <mc:Choice Requires="wps">
-                  <w:drawing>
-                    <wp:anchor distT="0" distB="0" distL="114300" distR="114300" simplePos="0" relativeHeight="251708416" behindDoc="0" locked="0" layoutInCell="1" allowOverlap="1" wp14:anchorId="042960BD" wp14:editId="4270E0BE">
-                      <wp:simplePos x="0" y="0"/>
-                      <wp:positionH relativeFrom="column">
-                        <wp:posOffset>12065</wp:posOffset>
-                      </wp:positionH>
-                      <wp:positionV relativeFrom="paragraph">
-                        <wp:posOffset>34290</wp:posOffset>
-                      </wp:positionV>
-                      <wp:extent cx="139700" cy="127000"/>
-                      <wp:effectExtent l="0" t="0" r="12700" b="25400"/>
-                      <wp:wrapNone/>
-                      <wp:docPr id="10" name="Rectangle 10"/>
-                      <wp:cNvGraphicFramePr/>
-                      <a:graphic xmlns:a="http://schemas.openxmlformats.org/drawingml/2006/main">
-                        <a:graphicData uri="http://schemas.microsoft.com/office/word/2010/wordprocessingShape">
-                          <wps:wsp>
-                            <wps:cNvSpPr/>
-                            <wps:spPr>
-                              <a:xfrm>
-                                <a:off x="0" y="0"/>
-                                <a:ext cx="139700" cy="127000"/>
-                              </a:xfrm>
-                              <a:prstGeom prst="rect">
-                                <a:avLst/>
-                              </a:prstGeom>
-                              <a:noFill/>
-                              <a:ln>
-                                <a:solidFill>
-                                  <a:schemeClr val="tx1"/>
-                                </a:solidFill>
-                              </a:ln>
-                            </wps:spPr>
-                            <wps:style>
-                              <a:lnRef idx="2">
-                                <a:schemeClr val="accent1">
-                                  <a:shade val="50000"/>
-                                </a:schemeClr>
-                              </a:lnRef>
-                              <a:fillRef idx="1">
-                                <a:schemeClr val="accent1"/>
-                              </a:fillRef>
-                              <a:effectRef idx="0">
-                                <a:schemeClr val="accent1"/>
-                              </a:effectRef>
-                              <a:fontRef idx="minor">
-                                <a:schemeClr val="lt1"/>
-                              </a:fontRef>
-                            </wps:style>
-                            <wps:bodyPr rot="0" spcFirstLastPara="0" vertOverflow="overflow" horzOverflow="overflow" vert="horz" wrap="square" lIns="91440" tIns="45720" rIns="91440" bIns="45720" numCol="1" spcCol="0" rtlCol="0" fromWordArt="0" anchor="ctr" anchorCtr="0" forceAA="0" compatLnSpc="1">
-                              <a:prstTxWarp prst="textNoShape">
-                                <a:avLst/>
-                              </a:prstTxWarp>
-                              <a:noAutofit/>
-                            </wps:bodyPr>
-                          </wps:wsp>
-                        </a:graphicData>
-                      </a:graphic>
-                      <wp14:sizeRelH relativeFrom="margin">
-                        <wp14:pctWidth>0</wp14:pctWidth>
-                      </wp14:sizeRelH>
-                      <wp14:sizeRelV relativeFrom="margin">
-                        <wp14:pctHeight>0</wp14:pctHeight>
-                      </wp14:sizeRelV>
-                    </wp:anchor>
-                  </w:drawing>
-                </mc:Choice>
-                <mc:Fallback>
-                  <w:pict>
-                    <v:rect id="Rectangle 10" o:spid="_x0000_s1026" style="position:absolute;margin-left:.95pt;margin-top:2.7pt;width:11pt;height:10pt;z-index:251708416;visibility:visible;mso-wrap-style:square;mso-width-percent:0;mso-height-percent:0;mso-wrap-distance-left:9pt;mso-wrap-distance-top:0;mso-wrap-distance-right:9pt;mso-wrap-distance-bottom:0;mso-position-horizontal:absolute;mso-position-horizontal-relative:text;mso-position-vertical:absolute;mso-position-vertical-relative:text;mso-width-percent:0;mso-height-percent:0;mso-width-relative:margin;mso-height-relative:margin;v-text-anchor:middle" o:gfxdata="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" filled="f" strokecolor="black [3213]" strokeweight="1pt"/>
-                  </w:pict>
-                </mc:Fallback>
-              </mc:AlternateContent>
-            </w:r>
-            <w:r>
-              <w:rPr>
-                <w:noProof/>
-                <w:sz w:val="20"/>
-                <w:szCs w:val="20"/>
-              </w:rPr>
-              <mc:AlternateContent>
-                <mc:Choice Requires="wps">
-                  <w:drawing>
-                    <wp:anchor distT="0" distB="0" distL="114300" distR="114300" simplePos="0" relativeHeight="251688960" behindDoc="0" locked="0" layoutInCell="1" allowOverlap="1" wp14:anchorId="7F6AA7B2" wp14:editId="39B04D3A">
-                      <wp:simplePos x="0" y="0"/>
-                      <wp:positionH relativeFrom="column">
-                        <wp:posOffset>1301115</wp:posOffset>
-                      </wp:positionH>
-                      <wp:positionV relativeFrom="paragraph">
-                        <wp:posOffset>13335</wp:posOffset>
-                      </wp:positionV>
-                      <wp:extent cx="139700" cy="127000"/>
-                      <wp:effectExtent l="0" t="0" r="12700" b="25400"/>
-                      <wp:wrapNone/>
-                      <wp:docPr id="17" name="Rectangle 17"/>
-                      <wp:cNvGraphicFramePr/>
-                      <a:graphic xmlns:a="http://schemas.openxmlformats.org/drawingml/2006/main">
-                        <a:graphicData uri="http://schemas.microsoft.com/office/word/2010/wordprocessingShape">
-                          <wps:wsp>
-                            <wps:cNvSpPr/>
-                            <wps:spPr>
-                              <a:xfrm>
-                                <a:off x="0" y="0"/>
-                                <a:ext cx="139700" cy="127000"/>
-                              </a:xfrm>
-                              <a:prstGeom prst="rect">
-                                <a:avLst/>
-                              </a:prstGeom>
-                              <a:noFill/>
-                              <a:ln>
-                                <a:solidFill>
-                                  <a:schemeClr val="tx1"/>
-                                </a:solidFill>
-                              </a:ln>
-                            </wps:spPr>
-                            <wps:style>
-                              <a:lnRef idx="2">
-                                <a:schemeClr val="accent1">
-                                  <a:shade val="50000"/>
-                                </a:schemeClr>
-                              </a:lnRef>
-                              <a:fillRef idx="1">
-                                <a:schemeClr val="accent1"/>
-                              </a:fillRef>
-                              <a:effectRef idx="0">
-                                <a:schemeClr val="accent1"/>
-                              </a:effectRef>
-                              <a:fontRef idx="minor">
-                                <a:schemeClr val="lt1"/>
-                              </a:fontRef>
-                            </wps:style>
-                            <wps:bodyPr rot="0" spcFirstLastPara="0" vertOverflow="overflow" horzOverflow="overflow" vert="horz" wrap="square" lIns="91440" tIns="45720" rIns="91440" bIns="45720" numCol="1" spcCol="0" rtlCol="0" fromWordArt="0" anchor="ctr" anchorCtr="0" forceAA="0" compatLnSpc="1">
-                              <a:prstTxWarp prst="textNoShape">
-                                <a:avLst/>
-                              </a:prstTxWarp>
-                              <a:noAutofit/>
-                            </wps:bodyPr>
-                          </wps:wsp>
-                        </a:graphicData>
-                      </a:graphic>
-                      <wp14:sizeRelH relativeFrom="margin">
-                        <wp14:pctWidth>0</wp14:pctWidth>
-                      </wp14:sizeRelH>
-                      <wp14:sizeRelV relativeFrom="margin">
-                        <wp14:pctHeight>0</wp14:pctHeight>
-                      </wp14:sizeRelV>
-                    </wp:anchor>
-                  </w:drawing>
-                </mc:Choice>
-                <mc:Fallback>
-                  <w:pict>
-                    <v:rect id="Rectangle 17" o:spid="_x0000_s1026" style="position:absolute;margin-left:102.45pt;margin-top:1.05pt;width:11pt;height:10pt;z-index:251688960;visibility:visible;mso-wrap-style:square;mso-width-percent:0;mso-height-percent:0;mso-wrap-distance-left:9pt;mso-wrap-distance-top:0;mso-wrap-distance-right:9pt;mso-wrap-distance-bottom:0;mso-position-horizontal:absolute;mso-position-horizontal-relative:text;mso-position-vertical:absolute;mso-position-vertical-relative:text;mso-width-percent:0;mso-height-percent:0;mso-width-relative:margin;mso-height-relative:margin;v-text-anchor:middle" o:gfxdata="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" filled="f" strokecolor="black [3213]" strokeweight="1pt"/>
-                  </w:pict>
-                </mc:Fallback>
-              </mc:AlternateContent>
-            </w:r>
-            <w:r>
-              <w:rPr>
-                <w:rFonts w:cstheme="minorHAnsi"/>
-                <w:bCs/>
-                <w:caps/>
-                <w:kern w:val="28"/>
-                <w:sz w:val="20"/>
-                <w:szCs w:val="20"/>
-                <w:lang w:val="en-AU"/>
-              </w:rPr>
-              <w:t xml:space="preserve">  </w:t>
-            </w:r>
-            <w:r>
-              <w:rPr>
-                <w:rFonts w:cstheme="minorHAnsi"/>
-                <w:bCs/>
-                <w:caps/>
-                <w:kern w:val="28"/>
-                <w:sz w:val="20"/>
-                <w:szCs w:val="20"/>
-                <w:lang w:val="en-AU"/>
-              </w:rPr>
-              <w:t xml:space="preserve">    </w:t>
-            </w:r>
-            <w:r>
-              <w:rPr>
-                <w:rFonts w:cstheme="minorHAnsi"/>
-                <w:bCs/>
-                <w:caps/>
-                <w:kern w:val="28"/>
-                <w:sz w:val="20"/>
-                <w:szCs w:val="20"/>
-                <w:lang w:val="en-AU"/>
-              </w:rPr>
-              <w:t xml:space="preserve">  </w:t>
-            </w:r>
-            <w:r>
-              <w:rPr>
-                <w:rFonts w:cstheme="minorHAnsi"/>
-                <w:bCs/>
-                <w:caps/>
-                <w:kern w:val="28"/>
-                <w:sz w:val="20"/>
-                <w:szCs w:val="20"/>
-                <w:lang w:val="en-AU"/>
-              </w:rPr>
-              <w:t>MaNAGEMENT</w:t>
-            </w:r>
-            <w:r>
-              <w:rPr>
-                <w:rFonts w:cstheme="minorHAnsi"/>
-                <w:bCs/>
-                <w:caps/>
-                <w:kern w:val="28"/>
-                <w:sz w:val="20"/>
-                <w:szCs w:val="20"/>
-                <w:lang w:val="en-AU"/>
-              </w:rPr>
-              <w:t xml:space="preserve"> </w:t>
-            </w:r>
-            <w:r>
-              <w:rPr>
-                <w:rFonts w:cstheme="minorHAnsi"/>
-                <w:bCs/>
-                <w:caps/>
-                <w:kern w:val="28"/>
-                <w:sz w:val="20"/>
-                <w:szCs w:val="20"/>
-                <w:lang w:val="en-AU"/>
-              </w:rPr>
-              <w:t xml:space="preserve"> </w:t>
-            </w:r>
-            <w:r>
-              <w:rPr>
-                <w:rFonts w:cstheme="minorHAnsi"/>
-                <w:bCs/>
-                <w:caps/>
-                <w:kern w:val="28"/>
-                <w:sz w:val="20"/>
-                <w:szCs w:val="20"/>
-                <w:lang w:val="en-AU"/>
-              </w:rPr>
-              <w:t xml:space="preserve">    </w:t>
-            </w:r>
-            <w:r>
-              <w:rPr>
-                <w:rFonts w:cstheme="minorHAnsi"/>
-                <w:bCs/>
-                <w:caps/>
-                <w:kern w:val="28"/>
-                <w:sz w:val="20"/>
-                <w:szCs w:val="20"/>
-                <w:lang w:val="en-AU"/>
-              </w:rPr>
-              <w:t xml:space="preserve"> </w:t>
-            </w:r>
-            <w:r>
-              <w:rPr>
-                <w:rFonts w:cstheme="minorHAnsi"/>
-                <w:bCs/>
-                <w:caps/>
-                <w:kern w:val="28"/>
-                <w:sz w:val="20"/>
-                <w:szCs w:val="20"/>
-                <w:lang w:val="en-AU"/>
-              </w:rPr>
-              <w:t xml:space="preserve">    </w:t>
-            </w:r>
-            <w:r>
-              <w:rPr>
-                <w:rFonts w:cstheme="minorHAnsi"/>
-                <w:bCs/>
-                <w:caps/>
-                <w:kern w:val="28"/>
-                <w:sz w:val="20"/>
-                <w:szCs w:val="20"/>
-                <w:lang w:val="en-AU"/>
-              </w:rPr>
-              <w:t xml:space="preserve"> </w:t>
-            </w:r>
-            <w:r>
-              <w:rPr>
-                <w:rFonts w:cstheme="minorHAnsi"/>
-                <w:bCs/>
-                <w:caps/>
-                <w:kern w:val="28"/>
-                <w:sz w:val="20"/>
-                <w:szCs w:val="20"/>
-                <w:lang w:val="en-AU"/>
-              </w:rPr>
-              <w:t xml:space="preserve"> </w:t>
-            </w:r>
-            <w:r>
-              <w:rPr>
-                <w:rFonts w:cstheme="minorHAnsi"/>
-                <w:bCs/>
-                <w:caps/>
-                <w:kern w:val="28"/>
-                <w:sz w:val="20"/>
-                <w:szCs w:val="20"/>
-                <w:lang w:val="en-AU"/>
-              </w:rPr>
-              <w:t xml:space="preserve"> </w:t>
-            </w:r>
-            <w:r>
-              <w:rPr>
-                <w:rFonts w:cstheme="minorHAnsi"/>
-                <w:bCs/>
-                <w:caps/>
-                <w:sz w:val="20"/>
-                <w:szCs w:val="20"/>
-              </w:rPr>
-              <w:t xml:space="preserve">   CLIENT                  </w:t>
-            </w:r>
-            <w:r>
-              <w:rPr>
-                <w:rFonts w:cstheme="minorHAnsi"/>
-                <w:bCs/>
-                <w:caps/>
-                <w:kern w:val="28"/>
-                <w:sz w:val="20"/>
-                <w:szCs w:val="20"/>
-                <w:lang w:val="en-AU"/>
-              </w:rPr>
-              <w:t xml:space="preserve"> </w:t>
-            </w:r>
-            <w:r>
-              <w:rPr>
-                <w:rFonts w:cstheme="minorHAnsi"/>
-                <w:bCs/>
-                <w:caps/>
-                <w:kern w:val="28"/>
-                <w:sz w:val="20"/>
-                <w:szCs w:val="20"/>
-                <w:lang w:val="en-AU"/>
-              </w:rPr>
-              <w:t xml:space="preserve"> </w:t>
-            </w:r>
-            <w:r>
-              <w:rPr>
-                <w:rFonts w:cstheme="minorHAnsi"/>
-                <w:bCs/>
-                <w:caps/>
-                <w:sz w:val="20"/>
-                <w:szCs w:val="20"/>
-              </w:rPr>
-              <w:t xml:space="preserve">   </w:t>
-            </w:r>
-            <w:r>
-              <w:rPr>
-                <w:rFonts w:cstheme="minorHAnsi"/>
-                <w:bCs/>
-                <w:caps/>
-                <w:sz w:val="20"/>
-                <w:szCs w:val="20"/>
-              </w:rPr>
-              <w:t xml:space="preserve">     </w:t>
-            </w:r>
-            <w:r>
-              <w:rPr>
-                <w:rFonts w:cstheme="minorHAnsi"/>
-                <w:bCs/>
-                <w:caps/>
-                <w:kern w:val="28"/>
-                <w:sz w:val="20"/>
-                <w:szCs w:val="20"/>
-                <w:lang w:val="en-AU"/>
-              </w:rPr>
-              <w:t>OTHERS</w:t>
-            </w:r>
-            <w:r>
-              <w:rPr>
-                <w:rFonts w:cstheme="minorHAnsi"/>
-                <w:bCs/>
-                <w:caps/>
-                <w:kern w:val="28"/>
-                <w:sz w:val="20"/>
-                <w:szCs w:val="20"/>
-                <w:lang w:val="en-AU"/>
-              </w:rPr>
-              <w:t>: ……………………………………………….</w:t>
-            </w:r>
-            <w:r>
-              <w:rPr>
-                <w:rFonts w:cstheme="minorHAnsi"/>
-                <w:bCs/>
-                <w:caps/>
-                <w:kern w:val="28"/>
-                <w:sz w:val="20"/>
-                <w:szCs w:val="20"/>
-                <w:lang w:val="en-AU"/>
-              </w:rPr>
-              <w:t xml:space="preserve"> </w:t>
-            </w:r>
-            <w:r>
-              <w:rPr>
-                <w:rFonts w:cstheme="minorHAnsi"/>
-                <w:bCs/>
-                <w:caps/>
-                <w:sz w:val="20"/>
-                <w:szCs w:val="20"/>
-              </w:rPr>
-              <w:t xml:space="preserve">  </w:t>
+            <w:r>
+              <w:t>{{ who_informed }}</w:t>
             </w:r>
           </w:p>
         </w:tc>
@@ -3180,402 +1857,8 @@
             <w:vAlign w:val="center"/>
           </w:tcPr>
           <w:p>
-            <w:pPr>
-              <w:rPr>
-                <w:noProof/>
-                <w:sz w:val="20"/>
-                <w:szCs w:val="20"/>
-              </w:rPr>
-            </w:pPr>
-            <w:r>
-              <w:rPr>
-                <w:noProof/>
-                <w:sz w:val="20"/>
-                <w:szCs w:val="20"/>
-              </w:rPr>
-              <mc:AlternateContent>
-                <mc:Choice Requires="wps">
-                  <w:drawing>
-                    <wp:anchor distT="0" distB="0" distL="114300" distR="114300" simplePos="0" relativeHeight="251712512" behindDoc="0" locked="0" layoutInCell="1" allowOverlap="1" wp14:anchorId="3AF0102F" wp14:editId="26A9A9E7">
-                      <wp:simplePos x="0" y="0"/>
-                      <wp:positionH relativeFrom="column">
-                        <wp:posOffset>2491740</wp:posOffset>
-                      </wp:positionH>
-                      <wp:positionV relativeFrom="paragraph">
-                        <wp:posOffset>26670</wp:posOffset>
-                      </wp:positionV>
-                      <wp:extent cx="139700" cy="127000"/>
-                      <wp:effectExtent l="0" t="0" r="12700" b="25400"/>
-                      <wp:wrapNone/>
-                      <wp:docPr id="22" name="Rectangle 22"/>
-                      <wp:cNvGraphicFramePr/>
-                      <a:graphic xmlns:a="http://schemas.openxmlformats.org/drawingml/2006/main">
-                        <a:graphicData uri="http://schemas.microsoft.com/office/word/2010/wordprocessingShape">
-                          <wps:wsp>
-                            <wps:cNvSpPr/>
-                            <wps:spPr>
-                              <a:xfrm>
-                                <a:off x="0" y="0"/>
-                                <a:ext cx="139700" cy="127000"/>
-                              </a:xfrm>
-                              <a:prstGeom prst="rect">
-                                <a:avLst/>
-                              </a:prstGeom>
-                              <a:noFill/>
-                              <a:ln>
-                                <a:solidFill>
-                                  <a:schemeClr val="tx1"/>
-                                </a:solidFill>
-                              </a:ln>
-                            </wps:spPr>
-                            <wps:style>
-                              <a:lnRef idx="2">
-                                <a:schemeClr val="accent1">
-                                  <a:shade val="50000"/>
-                                </a:schemeClr>
-                              </a:lnRef>
-                              <a:fillRef idx="1">
-                                <a:schemeClr val="accent1"/>
-                              </a:fillRef>
-                              <a:effectRef idx="0">
-                                <a:schemeClr val="accent1"/>
-                              </a:effectRef>
-                              <a:fontRef idx="minor">
-                                <a:schemeClr val="lt1"/>
-                              </a:fontRef>
-                            </wps:style>
-                            <wps:bodyPr rot="0" spcFirstLastPara="0" vertOverflow="overflow" horzOverflow="overflow" vert="horz" wrap="square" lIns="91440" tIns="45720" rIns="91440" bIns="45720" numCol="1" spcCol="0" rtlCol="0" fromWordArt="0" anchor="ctr" anchorCtr="0" forceAA="0" compatLnSpc="1">
-                              <a:prstTxWarp prst="textNoShape">
-                                <a:avLst/>
-                              </a:prstTxWarp>
-                              <a:noAutofit/>
-                            </wps:bodyPr>
-                          </wps:wsp>
-                        </a:graphicData>
-                      </a:graphic>
-                      <wp14:sizeRelH relativeFrom="margin">
-                        <wp14:pctWidth>0</wp14:pctWidth>
-                      </wp14:sizeRelH>
-                      <wp14:sizeRelV relativeFrom="margin">
-                        <wp14:pctHeight>0</wp14:pctHeight>
-                      </wp14:sizeRelV>
-                    </wp:anchor>
-                  </w:drawing>
-                </mc:Choice>
-                <mc:Fallback>
-                  <w:pict>
-                    <v:rect id="Rectangle 22" o:spid="_x0000_s1026" style="position:absolute;margin-left:196.2pt;margin-top:2.1pt;width:11pt;height:10pt;z-index:251712512;visibility:visible;mso-wrap-style:square;mso-width-percent:0;mso-height-percent:0;mso-wrap-distance-left:9pt;mso-wrap-distance-top:0;mso-wrap-distance-right:9pt;mso-wrap-distance-bottom:0;mso-position-horizontal:absolute;mso-position-horizontal-relative:text;mso-position-vertical:absolute;mso-position-vertical-relative:text;mso-width-percent:0;mso-height-percent:0;mso-width-relative:margin;mso-height-relative:margin;v-text-anchor:middle" o:gfxdata="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" filled="f" strokecolor="black [3213]" strokeweight="1pt"/>
-                  </w:pict>
-                </mc:Fallback>
-              </mc:AlternateContent>
-            </w:r>
-            <w:r>
-              <w:rPr>
-                <w:noProof/>
-                <w:sz w:val="20"/>
-                <w:szCs w:val="20"/>
-              </w:rPr>
-              <mc:AlternateContent>
-                <mc:Choice Requires="wps">
-                  <w:drawing>
-                    <wp:anchor distT="0" distB="0" distL="114300" distR="114300" simplePos="0" relativeHeight="251710464" behindDoc="0" locked="0" layoutInCell="1" allowOverlap="1" wp14:anchorId="55E7B9B1" wp14:editId="35CB8CAD">
-                      <wp:simplePos x="0" y="0"/>
-                      <wp:positionH relativeFrom="column">
-                        <wp:posOffset>993140</wp:posOffset>
-                      </wp:positionH>
-                      <wp:positionV relativeFrom="paragraph">
-                        <wp:posOffset>36830</wp:posOffset>
-                      </wp:positionV>
-                      <wp:extent cx="139700" cy="127000"/>
-                      <wp:effectExtent l="0" t="0" r="12700" b="25400"/>
-                      <wp:wrapNone/>
-                      <wp:docPr id="21" name="Rectangle 21"/>
-                      <wp:cNvGraphicFramePr/>
-                      <a:graphic xmlns:a="http://schemas.openxmlformats.org/drawingml/2006/main">
-                        <a:graphicData uri="http://schemas.microsoft.com/office/word/2010/wordprocessingShape">
-                          <wps:wsp>
-                            <wps:cNvSpPr/>
-                            <wps:spPr>
-                              <a:xfrm>
-                                <a:off x="0" y="0"/>
-                                <a:ext cx="139700" cy="127000"/>
-                              </a:xfrm>
-                              <a:prstGeom prst="rect">
-                                <a:avLst/>
-                              </a:prstGeom>
-                              <a:noFill/>
-                              <a:ln>
-                                <a:solidFill>
-                                  <a:schemeClr val="tx1"/>
-                                </a:solidFill>
-                              </a:ln>
-                            </wps:spPr>
-                            <wps:style>
-                              <a:lnRef idx="2">
-                                <a:schemeClr val="accent1">
-                                  <a:shade val="50000"/>
-                                </a:schemeClr>
-                              </a:lnRef>
-                              <a:fillRef idx="1">
-                                <a:schemeClr val="accent1"/>
-                              </a:fillRef>
-                              <a:effectRef idx="0">
-                                <a:schemeClr val="accent1"/>
-                              </a:effectRef>
-                              <a:fontRef idx="minor">
-                                <a:schemeClr val="lt1"/>
-                              </a:fontRef>
-                            </wps:style>
-                            <wps:bodyPr rot="0" spcFirstLastPara="0" vertOverflow="overflow" horzOverflow="overflow" vert="horz" wrap="square" lIns="91440" tIns="45720" rIns="91440" bIns="45720" numCol="1" spcCol="0" rtlCol="0" fromWordArt="0" anchor="ctr" anchorCtr="0" forceAA="0" compatLnSpc="1">
-                              <a:prstTxWarp prst="textNoShape">
-                                <a:avLst/>
-                              </a:prstTxWarp>
-                              <a:noAutofit/>
-                            </wps:bodyPr>
-                          </wps:wsp>
-                        </a:graphicData>
-                      </a:graphic>
-                      <wp14:sizeRelH relativeFrom="margin">
-                        <wp14:pctWidth>0</wp14:pctWidth>
-                      </wp14:sizeRelH>
-                      <wp14:sizeRelV relativeFrom="margin">
-                        <wp14:pctHeight>0</wp14:pctHeight>
-                      </wp14:sizeRelV>
-                    </wp:anchor>
-                  </w:drawing>
-                </mc:Choice>
-                <mc:Fallback>
-                  <w:pict>
-                    <v:rect id="Rectangle 21" o:spid="_x0000_s1026" style="position:absolute;margin-left:78.2pt;margin-top:2.9pt;width:11pt;height:10pt;z-index:251710464;visibility:visible;mso-wrap-style:square;mso-width-percent:0;mso-height-percent:0;mso-wrap-distance-left:9pt;mso-wrap-distance-top:0;mso-wrap-distance-right:9pt;mso-wrap-distance-bottom:0;mso-position-horizontal:absolute;mso-position-horizontal-relative:text;mso-position-vertical:absolute;mso-position-vertical-relative:text;mso-width-percent:0;mso-height-percent:0;mso-width-relative:margin;mso-height-relative:margin;v-text-anchor:middle" o:gfxdata="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" filled="f" strokecolor="black [3213]" strokeweight="1pt"/>
-                  </w:pict>
-                </mc:Fallback>
-              </mc:AlternateContent>
-            </w:r>
-            <w:r>
-              <w:rPr>
-                <w:noProof/>
-                <w:sz w:val="20"/>
-                <w:szCs w:val="20"/>
-              </w:rPr>
-              <mc:AlternateContent>
-                <mc:Choice Requires="wps">
-                  <w:drawing>
-                    <wp:anchor distT="0" distB="0" distL="114300" distR="114300" simplePos="0" relativeHeight="251684864" behindDoc="0" locked="0" layoutInCell="1" allowOverlap="1" wp14:anchorId="5CE0865D" wp14:editId="2C8F7C7F">
-                      <wp:simplePos x="0" y="0"/>
-                      <wp:positionH relativeFrom="column">
-                        <wp:posOffset>12065</wp:posOffset>
-                      </wp:positionH>
-                      <wp:positionV relativeFrom="paragraph">
-                        <wp:posOffset>35560</wp:posOffset>
-                      </wp:positionV>
-                      <wp:extent cx="139700" cy="127000"/>
-                      <wp:effectExtent l="0" t="0" r="12700" b="25400"/>
-                      <wp:wrapNone/>
-                      <wp:docPr id="15" name="Rectangle 15"/>
-                      <wp:cNvGraphicFramePr/>
-                      <a:graphic xmlns:a="http://schemas.openxmlformats.org/drawingml/2006/main">
-                        <a:graphicData uri="http://schemas.microsoft.com/office/word/2010/wordprocessingShape">
-                          <wps:wsp>
-                            <wps:cNvSpPr/>
-                            <wps:spPr>
-                              <a:xfrm>
-                                <a:off x="0" y="0"/>
-                                <a:ext cx="139700" cy="127000"/>
-                              </a:xfrm>
-                              <a:prstGeom prst="rect">
-                                <a:avLst/>
-                              </a:prstGeom>
-                              <a:noFill/>
-                              <a:ln>
-                                <a:solidFill>
-                                  <a:schemeClr val="tx1"/>
-                                </a:solidFill>
-                              </a:ln>
-                            </wps:spPr>
-                            <wps:style>
-                              <a:lnRef idx="2">
-                                <a:schemeClr val="accent1">
-                                  <a:shade val="50000"/>
-                                </a:schemeClr>
-                              </a:lnRef>
-                              <a:fillRef idx="1">
-                                <a:schemeClr val="accent1"/>
-                              </a:fillRef>
-                              <a:effectRef idx="0">
-                                <a:schemeClr val="accent1"/>
-                              </a:effectRef>
-                              <a:fontRef idx="minor">
-                                <a:schemeClr val="lt1"/>
-                              </a:fontRef>
-                            </wps:style>
-                            <wps:bodyPr rot="0" spcFirstLastPara="0" vertOverflow="overflow" horzOverflow="overflow" vert="horz" wrap="square" lIns="91440" tIns="45720" rIns="91440" bIns="45720" numCol="1" spcCol="0" rtlCol="0" fromWordArt="0" anchor="ctr" anchorCtr="0" forceAA="0" compatLnSpc="1">
-                              <a:prstTxWarp prst="textNoShape">
-                                <a:avLst/>
-                              </a:prstTxWarp>
-                              <a:noAutofit/>
-                            </wps:bodyPr>
-                          </wps:wsp>
-                        </a:graphicData>
-                      </a:graphic>
-                      <wp14:sizeRelH relativeFrom="margin">
-                        <wp14:pctWidth>0</wp14:pctWidth>
-                      </wp14:sizeRelH>
-                      <wp14:sizeRelV relativeFrom="margin">
-                        <wp14:pctHeight>0</wp14:pctHeight>
-                      </wp14:sizeRelV>
-                    </wp:anchor>
-                  </w:drawing>
-                </mc:Choice>
-                <mc:Fallback>
-                  <w:pict>
-                    <v:rect id="Rectangle 15" o:spid="_x0000_s1026" style="position:absolute;margin-left:.95pt;margin-top:2.8pt;width:11pt;height:10pt;z-index:251684864;visibility:visible;mso-wrap-style:square;mso-width-percent:0;mso-height-percent:0;mso-wrap-distance-left:9pt;mso-wrap-distance-top:0;mso-wrap-distance-right:9pt;mso-wrap-distance-bottom:0;mso-position-horizontal:absolute;mso-position-horizontal-relative:text;mso-position-vertical:absolute;mso-position-vertical-relative:text;mso-width-percent:0;mso-height-percent:0;mso-width-relative:margin;mso-height-relative:margin;v-text-anchor:middle" o:gfxdata="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" filled="f" strokecolor="black [3213]" strokeweight="1pt"/>
-                  </w:pict>
-                </mc:Fallback>
-              </mc:AlternateContent>
-            </w:r>
-            <w:r>
-              <w:rPr>
-                <w:noProof/>
-                <w:sz w:val="20"/>
-                <w:szCs w:val="20"/>
-              </w:rPr>
-              <w:t xml:space="preserve">      </w:t>
-            </w:r>
-            <w:r>
-              <w:rPr>
-                <w:noProof/>
-                <w:sz w:val="20"/>
-                <w:szCs w:val="20"/>
-              </w:rPr>
-              <w:t>P</w:t>
-            </w:r>
-            <w:r>
-              <w:rPr>
-                <w:noProof/>
-                <w:sz w:val="20"/>
-                <w:szCs w:val="20"/>
-              </w:rPr>
-              <w:t>icture</w:t>
-            </w:r>
-            <w:r>
-              <w:rPr>
-                <w:noProof/>
-                <w:sz w:val="20"/>
-                <w:szCs w:val="20"/>
-              </w:rPr>
-              <w:t>s</w:t>
-            </w:r>
-            <w:r>
-              <w:rPr>
-                <w:noProof/>
-                <w:sz w:val="20"/>
-                <w:szCs w:val="20"/>
-              </w:rPr>
-              <w:t xml:space="preserve">          </w:t>
-            </w:r>
-            <w:r>
-              <w:rPr>
-                <w:noProof/>
-                <w:sz w:val="20"/>
-                <w:szCs w:val="20"/>
-              </w:rPr>
-              <w:t xml:space="preserve">     </w:t>
-            </w:r>
-            <w:r>
-              <w:rPr>
-                <w:noProof/>
-                <w:sz w:val="20"/>
-                <w:szCs w:val="20"/>
-              </w:rPr>
-              <w:t xml:space="preserve">  </w:t>
-            </w:r>
-            <w:r>
-              <w:rPr>
-                <w:noProof/>
-                <w:sz w:val="20"/>
-                <w:szCs w:val="20"/>
-              </w:rPr>
-              <w:t xml:space="preserve">    </w:t>
-            </w:r>
-            <w:r>
-              <w:rPr>
-                <w:noProof/>
-                <w:sz w:val="20"/>
-                <w:szCs w:val="20"/>
-              </w:rPr>
-              <w:t>Security</w:t>
-            </w:r>
-            <w:r>
-              <w:rPr>
-                <w:noProof/>
-                <w:sz w:val="20"/>
-                <w:szCs w:val="20"/>
-              </w:rPr>
-              <w:t xml:space="preserve"> report </w:t>
-            </w:r>
-            <w:r>
-              <w:rPr>
-                <w:noProof/>
-                <w:sz w:val="20"/>
-                <w:szCs w:val="20"/>
-              </w:rPr>
-              <w:t xml:space="preserve">        </w:t>
-            </w:r>
-            <w:r>
-              <w:rPr>
-                <w:noProof/>
-                <w:sz w:val="20"/>
-                <w:szCs w:val="20"/>
-              </w:rPr>
-              <w:t xml:space="preserve">   </w:t>
-            </w:r>
-            <w:r>
-              <w:rPr>
-                <w:noProof/>
-                <w:sz w:val="20"/>
-                <w:szCs w:val="20"/>
-              </w:rPr>
-              <w:t xml:space="preserve">   </w:t>
-            </w:r>
-            <w:r>
-              <w:rPr>
-                <w:noProof/>
-                <w:sz w:val="20"/>
-                <w:szCs w:val="20"/>
-              </w:rPr>
-              <w:t xml:space="preserve">   </w:t>
-            </w:r>
-            <w:r>
-              <w:rPr>
-                <w:noProof/>
-                <w:sz w:val="20"/>
-                <w:szCs w:val="20"/>
-              </w:rPr>
-              <w:t xml:space="preserve">      </w:t>
-            </w:r>
-            <w:r>
-              <w:rPr>
-                <w:noProof/>
-                <w:sz w:val="20"/>
-                <w:szCs w:val="20"/>
-              </w:rPr>
-              <w:t>O</w:t>
-            </w:r>
-            <w:r>
-              <w:rPr>
-                <w:noProof/>
-                <w:sz w:val="20"/>
-                <w:szCs w:val="20"/>
-              </w:rPr>
-              <w:t>thers</w:t>
-            </w:r>
-            <w:r>
-              <w:rPr>
-                <w:noProof/>
-                <w:sz w:val="20"/>
-                <w:szCs w:val="20"/>
-              </w:rPr>
-              <w:t>: ………………………………………………</w:t>
+            <w:r>
+              <w:t>{{ attachment }}</w:t>
             </w:r>
           </w:p>
         </w:tc>
